--- a/Notes/2026-10-26-xloop-machine-learning-page-content-v1.docx
+++ b/Notes/2026-10-26-xloop-machine-learning-page-content-v1.docx
@@ -620,7 +620,43 @@
                 <w:sz w:val="19"/>
                 <w:szCs w:val="19"/>
               </w:rPr>
-              <w:t xml:space="preserve">Service · FAQPage · BreadcrumbList</w:t>
+              <w:t xml:space="preserve">Service, with each service on this page as its own </w:t>
+            </w:r>
+            <w:r>
+              <w:rPr>
+                <w:rFonts w:ascii="Consolas" w:cs="Consolas" w:eastAsia="Consolas" w:hAnsi="Consolas"/>
+                <w:color w:val="1A1A1A"/>
+                <w:sz w:val="19"/>
+                <w:szCs w:val="19"/>
+              </w:rPr>
+              <w:t xml:space="preserve">Service</w:t>
+            </w:r>
+            <w:r>
+              <w:rPr>
+                <w:rFonts w:ascii="Arial" w:cs="Arial" w:eastAsia="Arial" w:hAnsi="Arial"/>
+                <w:color w:val="1A1A1A"/>
+                <w:sz w:val="19"/>
+                <w:szCs w:val="19"/>
+              </w:rPr>
+              <w:t xml:space="preserve"> entity in </w:t>
+            </w:r>
+            <w:r>
+              <w:rPr>
+                <w:rFonts w:ascii="Consolas" w:cs="Consolas" w:eastAsia="Consolas" w:hAnsi="Consolas"/>
+                <w:color w:val="1A1A1A"/>
+                <w:sz w:val="19"/>
+                <w:szCs w:val="19"/>
+              </w:rPr>
+              <w:t xml:space="preserve">hasOfferCatalog</w:t>
+            </w:r>
+            <w:r>
+              <w:rPr>
+                <w:rFonts w:ascii="Arial" w:cs="Arial" w:eastAsia="Arial" w:hAnsi="Arial"/>
+                <w:color w:val="1A1A1A"/>
+                <w:sz w:val="19"/>
+                <w:szCs w:val="19"/>
+              </w:rPr>
+              <w:t xml:space="preserve"> · FAQPage · BreadcrumbList</w:t>
             </w:r>
           </w:p>
         </w:tc>
@@ -653,7 +689,7 @@
                 <w:sz w:val="19"/>
                 <w:szCs w:val="19"/>
               </w:rPr>
-              <w:t xml:space="preserve">Lead form heading</w:t>
+              <w:t xml:space="preserve">Visible "Last updated" date</w:t>
             </w:r>
           </w:p>
         </w:tc>
@@ -681,7 +717,7 @@
                 <w:sz w:val="19"/>
                 <w:szCs w:val="19"/>
               </w:rPr>
-              <w:t xml:space="preserve">Explore Machine Learning for Your Business (fixes the live "Explore AI Agents" label)</w:t>
+              <w:t xml:space="preserve">Yes</w:t>
             </w:r>
           </w:p>
         </w:tc>
@@ -714,6 +750,67 @@
                 <w:sz w:val="19"/>
                 <w:szCs w:val="19"/>
               </w:rPr>
+              <w:t xml:space="preserve">Lead form heading</w:t>
+            </w:r>
+          </w:p>
+        </w:tc>
+        <w:tc>
+          <w:tcPr>
+            <w:tcW w:type="dxa" w:w="7258"/>
+            <w:tcBorders>
+              <w:top w:val="single" w:color="D1D5DB" w:sz="4"/>
+              <w:left w:val="single" w:color="D1D5DB" w:sz="4"/>
+              <w:bottom w:val="single" w:color="D1D5DB" w:sz="4"/>
+              <w:right w:val="single" w:color="D1D5DB" w:sz="4"/>
+            </w:tcBorders>
+            <w:tcMar>
+              <w:top w:type="dxa" w:w="70"/>
+              <w:left w:type="dxa" w:w="110"/>
+              <w:bottom w:type="dxa" w:w="70"/>
+              <w:right w:type="dxa" w:w="110"/>
+            </w:tcMar>
+          </w:tcPr>
+          <w:p>
+            <w:r>
+              <w:rPr>
+                <w:rFonts w:ascii="Arial" w:cs="Arial" w:eastAsia="Arial" w:hAnsi="Arial"/>
+                <w:color w:val="1A1A1A"/>
+                <w:sz w:val="19"/>
+                <w:szCs w:val="19"/>
+              </w:rPr>
+              <w:t xml:space="preserve">Explore Machine Learning for Your Business (fixes the live "Explore AI Agents" label)</w:t>
+            </w:r>
+          </w:p>
+        </w:tc>
+      </w:tr>
+      <w:tr>
+        <w:trPr>
+          <w:cantSplit/>
+        </w:trPr>
+        <w:tc>
+          <w:tcPr>
+            <w:tcW w:type="dxa" w:w="2822"/>
+            <w:tcBorders>
+              <w:top w:val="single" w:color="D1D5DB" w:sz="4"/>
+              <w:left w:val="single" w:color="D1D5DB" w:sz="4"/>
+              <w:bottom w:val="single" w:color="D1D5DB" w:sz="4"/>
+              <w:right w:val="single" w:color="D1D5DB" w:sz="4"/>
+            </w:tcBorders>
+            <w:tcMar>
+              <w:top w:type="dxa" w:w="70"/>
+              <w:left w:type="dxa" w:w="110"/>
+              <w:bottom w:type="dxa" w:w="70"/>
+              <w:right w:type="dxa" w:w="110"/>
+            </w:tcMar>
+          </w:tcPr>
+          <w:p>
+            <w:r>
+              <w:rPr>
+                <w:rFonts w:ascii="Arial" w:cs="Arial" w:eastAsia="Arial" w:hAnsi="Arial"/>
+                <w:color w:val="1A1A1A"/>
+                <w:sz w:val="19"/>
+                <w:szCs w:val="19"/>
+              </w:rPr>
               <w:t xml:space="preserve">Social share</w:t>
             </w:r>
           </w:p>
@@ -893,7 +990,7 @@
           <w:sz w:val="21"/>
           <w:szCs w:val="21"/>
         </w:rPr>
-        <w:t xml:space="preserve"> Bring one problem. Our AI engineers will tell you if machine learning fits, what data it needs and how we would build it.</w:t>
+        <w:t xml:space="preserve"> Bring one problem. Our AI engineers will tell you if machine learning fits, what data it needs, how we would build it, and give you a straight answer in 30 minutes.</w:t>
       </w:r>
     </w:p>
     <w:p>
@@ -988,7 +1085,7 @@
           <w:sz w:val="21"/>
           <w:szCs w:val="21"/>
         </w:rPr>
-        <w:t xml:space="preserve">Machine learning services build models that learn patterns from your data to classify, detect, recommend or predict, instead of following rules someone wrote by hand. The work covers preparing the data, choosing and training the model, testing it against your current approach, and running it in production with monitoring and retraining.</w:t>
+        <w:t xml:space="preserve">Machine learning services build models that learn patterns from your data to classify, detect, recommend or predict, instead of following rules someone wrote by hand. The work covers preparing the data, choosing and training the model, testing it against your current approach, and running it in production with monitoring and retraining. xLoop builds models on your data and keeps them accurate in production.</w:t>
       </w:r>
     </w:p>
     <w:p>
@@ -1048,6 +1145,20 @@
           <w:szCs w:val="21"/>
         </w:rPr>
         <w:t xml:space="preserve"> Machine Learning Challenges We Solve</w:t>
+      </w:r>
+    </w:p>
+    <w:p>
+      <w:pPr>
+        <w:spacing w:after="130" w:line="300"/>
+      </w:pPr>
+      <w:r>
+        <w:rPr>
+          <w:rFonts w:ascii="Arial" w:cs="Arial" w:eastAsia="Arial" w:hAnsi="Arial"/>
+          <w:color w:val="1A1A1A"/>
+          <w:sz w:val="21"/>
+          <w:szCs w:val="21"/>
+        </w:rPr>
+        <w:t xml:space="preserve">Machine learning fits problems where you have examples but the rules are hard to write: routing, flagging, recommending and scoring.</w:t>
       </w:r>
     </w:p>
     <w:p>
@@ -1850,6 +1961,20 @@
     </w:p>
     <w:p>
       <w:pPr>
+        <w:spacing w:after="130" w:line="300"/>
+      </w:pPr>
+      <w:r>
+        <w:rPr>
+          <w:rFonts w:ascii="Arial" w:cs="Arial" w:eastAsia="Arial" w:hAnsi="Arial"/>
+          <w:color w:val="1A1A1A"/>
+          <w:sz w:val="21"/>
+          <w:szCs w:val="21"/>
+        </w:rPr>
+        <w:t xml:space="preserve">xLoop's machine learning services cover classification and scoring models, anomaly detection, recommendation engines, text classification and NLP, and MLOps.</w:t>
+      </w:r>
+    </w:p>
+    <w:p>
+      <w:pPr>
         <w:spacing w:after="120"/>
       </w:pPr>
       <w:r>
@@ -3418,6 +3543,20 @@
     </w:p>
     <w:p>
       <w:pPr>
+        <w:spacing w:after="130" w:line="300"/>
+      </w:pPr>
+      <w:r>
+        <w:rPr>
+          <w:rFonts w:ascii="Arial" w:cs="Arial" w:eastAsia="Arial" w:hAnsi="Arial"/>
+          <w:color w:val="1A1A1A"/>
+          <w:sz w:val="21"/>
+          <w:szCs w:val="21"/>
+        </w:rPr>
+        <w:t xml:space="preserve">xLoop builds machine learning models in six steps, from data preparation to monitoring and retraining in production.</w:t>
+      </w:r>
+    </w:p>
+    <w:p>
+      <w:pPr>
         <w:spacing w:after="120"/>
       </w:pPr>
       <w:r>
@@ -3933,6 +4072,20 @@
     </w:p>
     <w:p>
       <w:pPr>
+        <w:spacing w:after="130" w:line="300"/>
+      </w:pPr>
+      <w:r>
+        <w:rPr>
+          <w:rFonts w:ascii="Arial" w:cs="Arial" w:eastAsia="Arial" w:hAnsi="Arial"/>
+          <w:color w:val="1A1A1A"/>
+          <w:sz w:val="21"/>
+          <w:szCs w:val="21"/>
+        </w:rPr>
+        <w:t xml:space="preserve">Responsible machine learning means models that explain their decisions where it matters, are checked for bias, send hard cases to people, are documented, and are tested for attacks.</w:t>
+      </w:r>
+    </w:p>
+    <w:p>
+      <w:pPr>
         <w:pStyle w:val="ListParagraph"/>
         <w:numPr>
           <w:ilvl w:val="0"/>
@@ -4122,6 +4275,20 @@
           <w:szCs w:val="21"/>
         </w:rPr>
         <w:t xml:space="preserve"> Machine Learning in Production</w:t>
+      </w:r>
+    </w:p>
+    <w:p>
+      <w:pPr>
+        <w:spacing w:after="130" w:line="300"/>
+      </w:pPr>
+      <w:r>
+        <w:rPr>
+          <w:rFonts w:ascii="Arial" w:cs="Arial" w:eastAsia="Arial" w:hAnsi="Arial"/>
+          <w:color w:val="1A1A1A"/>
+          <w:sz w:val="21"/>
+          <w:szCs w:val="21"/>
+        </w:rPr>
+        <w:t xml:space="preserve">xLoop trained and runs the detection models behind xVision, which monitors 1,200 bank branches.</w:t>
       </w:r>
     </w:p>
     <w:p>
@@ -5863,16 +6030,16 @@
           <w:sz w:val="21"/>
           <w:szCs w:val="21"/>
         </w:rPr>
-        <w:t xml:space="preserve">CTA:</w:t>
-      </w:r>
-      <w:r>
-        <w:rPr>
-          <w:rFonts w:ascii="Arial" w:cs="Arial" w:eastAsia="Arial" w:hAnsi="Arial"/>
-          <w:color w:val="1A1A1A"/>
-          <w:sz w:val="21"/>
-          <w:szCs w:val="21"/>
-        </w:rPr>
-        <w:t xml:space="preserve"> Book a 30 Minute AI Use Case Review →</w:t>
+        <w:t xml:space="preserve">Proof line (above the button):</w:t>
+      </w:r>
+      <w:r>
+        <w:rPr>
+          <w:rFonts w:ascii="Arial" w:cs="Arial" w:eastAsia="Arial" w:hAnsi="Arial"/>
+          <w:color w:val="1A1A1A"/>
+          <w:sz w:val="21"/>
+          <w:szCs w:val="21"/>
+        </w:rPr>
+        <w:t xml:space="preserve"> Detection models in production across 1,200 bank branches.</w:t>
       </w:r>
     </w:p>
     <w:p>
@@ -5888,6 +6055,31 @@
           <w:sz w:val="21"/>
           <w:szCs w:val="21"/>
         </w:rPr>
+        <w:t xml:space="preserve">CTA:</w:t>
+      </w:r>
+      <w:r>
+        <w:rPr>
+          <w:rFonts w:ascii="Arial" w:cs="Arial" w:eastAsia="Arial" w:hAnsi="Arial"/>
+          <w:color w:val="1A1A1A"/>
+          <w:sz w:val="21"/>
+          <w:szCs w:val="21"/>
+        </w:rPr>
+        <w:t xml:space="preserve"> Book a 30 Minute AI Use Case Review →</w:t>
+      </w:r>
+    </w:p>
+    <w:p>
+      <w:pPr>
+        <w:spacing w:after="130" w:line="300"/>
+      </w:pPr>
+      <w:r>
+        <w:rPr>
+          <w:rFonts w:ascii="Arial" w:cs="Arial" w:eastAsia="Arial" w:hAnsi="Arial"/>
+          <w:b/>
+          <w:bCs/>
+          <w:color w:val="1A1A1A"/>
+          <w:sz w:val="21"/>
+          <w:szCs w:val="21"/>
+        </w:rPr>
         <w:t xml:space="preserve">Form fields:</w:t>
       </w:r>
       <w:r>
@@ -5897,7 +6089,23 @@
           <w:sz w:val="21"/>
           <w:szCs w:val="21"/>
         </w:rPr>
-        <w:t xml:space="preserve"> Name · Work email · Company · Role · Describe the problem in one line</w:t>
+        <w:t xml:space="preserve"> Name · Work email · Company · Describe the problem in one line</w:t>
+      </w:r>
+    </w:p>
+    <w:p>
+      <w:pPr>
+        <w:spacing w:after="120"/>
+      </w:pPr>
+      <w:r>
+        <w:rPr>
+          <w:rFonts w:ascii="Arial" w:cs="Arial" w:eastAsia="Arial" w:hAnsi="Arial"/>
+          <w:i/>
+          <w:iCs/>
+          <w:color w:val="6B7280"/>
+          <w:sz w:val="18"/>
+          <w:szCs w:val="18"/>
+        </w:rPr>
+        <w:t xml:space="preserve">Four fields only (27 Oct review). Role and size are asked on the call.</w:t>
       </w:r>
     </w:p>
     <w:p>
@@ -5929,7 +6137,7 @@
           <w:sz w:val="21"/>
           <w:szCs w:val="21"/>
         </w:rPr>
-        <w:t xml:space="preserve">Applied AI Solutions · Predictive Analytics · Computer Vision · Large Language Models · Data Analytics &amp; Engineering</w:t>
+        <w:t xml:space="preserve">All applied AI solutions (/services/applied-ai-solutions) · Predictive analytics and forecasting (/services/predictive-analytics) · Computer vision and video analytics (/services/computer-vision) · LLM development (/services/large-language-models) · Data platforms and engineering (/services/data-analytics)</w:t>
       </w:r>
     </w:p>
     <w:p>
